--- a/Contour_Catchment_Analysis_Report.docx
+++ b/Contour_Catchment_Analysis_Report.docx
@@ -29,7 +29,7 @@
           <w:color w:val="666666"/>
           <w:sz w:val="24"/>
         </w:rPr>
-        <w:t>Hydrological Terrain Modeling, Digital Elevation Rasterization, and API Deployment Report</w:t>
+        <w:t>Hydrological Terrain Modeling, Digital Elevation Rasterization, Source Code, and API Deployment Report</w:t>
       </w:r>
     </w:p>
     <w:p>
@@ -78,7 +78,7 @@
       <w:tr>
         <w:tc>
           <w:tcPr>
-            <w:tcW w:type="dxa" w:w="3168"/>
+            <w:tcW w:type="dxa" w:w="3312"/>
             <w:shd w:fill="E8E8E8"/>
             <w:tcBorders>
               <w:top w:val="single" w:sz="4" w:space="0" w:color="CCCCCC"/>
@@ -98,7 +98,7 @@
         </w:tc>
         <w:tc>
           <w:tcPr>
-            <w:tcW w:type="dxa" w:w="6192"/>
+            <w:tcW w:type="dxa" w:w="6048"/>
             <w:shd w:fill="E8E8E8"/>
             <w:tcBorders>
               <w:top w:val="single" w:sz="4" w:space="0" w:color="CCCCCC"/>
@@ -117,7 +117,7 @@
       <w:tr>
         <w:tc>
           <w:tcPr>
-            <w:tcW w:type="dxa" w:w="3168"/>
+            <w:tcW w:type="dxa" w:w="3312"/>
             <w:tcBorders>
               <w:top w:val="single" w:sz="4" w:space="0" w:color="CCCCCC"/>
               <w:bottom w:val="single" w:sz="4" w:space="0" w:color="CCCCCC"/>
@@ -130,13 +130,13 @@
               <w:rPr>
                 <w:b/>
               </w:rPr>
-              <w:t>Working API Route URL</w:t>
+              <w:t>Working API Route (Port 3245)</w:t>
             </w:r>
           </w:p>
         </w:tc>
         <w:tc>
           <w:tcPr>
-            <w:tcW w:type="dxa" w:w="6192"/>
+            <w:tcW w:type="dxa" w:w="6048"/>
             <w:tcBorders>
               <w:top w:val="single" w:sz="4" w:space="0" w:color="CCCCCC"/>
               <w:bottom w:val="single" w:sz="4" w:space="0" w:color="CCCCCC"/>
@@ -154,7 +154,44 @@
       <w:tr>
         <w:tc>
           <w:tcPr>
-            <w:tcW w:type="dxa" w:w="3168"/>
+            <w:tcW w:type="dxa" w:w="3312"/>
+            <w:tcBorders>
+              <w:top w:val="single" w:sz="4" w:space="0" w:color="CCCCCC"/>
+              <w:bottom w:val="single" w:sz="4" w:space="0" w:color="CCCCCC"/>
+              <w:left w:val="none"/>
+              <w:right w:val="none"/>
+            </w:tcBorders>
+          </w:tcPr>
+          <w:p>
+            <w:r>
+              <w:rPr>
+                <w:b/>
+              </w:rPr>
+              <w:t>Alternative API Route (Port 3000)</w:t>
+            </w:r>
+          </w:p>
+        </w:tc>
+        <w:tc>
+          <w:tcPr>
+            <w:tcW w:type="dxa" w:w="6048"/>
+            <w:tcBorders>
+              <w:top w:val="single" w:sz="4" w:space="0" w:color="CCCCCC"/>
+              <w:bottom w:val="single" w:sz="4" w:space="0" w:color="CCCCCC"/>
+              <w:left w:val="none"/>
+              <w:right w:val="none"/>
+            </w:tcBorders>
+          </w:tcPr>
+          <w:p>
+            <w:r>
+              <w:t>http://10.1.75.51:3000/analyzeContour</w:t>
+            </w:r>
+          </w:p>
+        </w:tc>
+      </w:tr>
+      <w:tr>
+        <w:tc>
+          <w:tcPr>
+            <w:tcW w:type="dxa" w:w="3312"/>
             <w:tcBorders>
               <w:top w:val="single" w:sz="4" w:space="0" w:color="CCCCCC"/>
               <w:bottom w:val="single" w:sz="4" w:space="0" w:color="CCCCCC"/>
@@ -173,7 +210,7 @@
         </w:tc>
         <w:tc>
           <w:tcPr>
-            <w:tcW w:type="dxa" w:w="6192"/>
+            <w:tcW w:type="dxa" w:w="6048"/>
             <w:tcBorders>
               <w:top w:val="single" w:sz="4" w:space="0" w:color="CCCCCC"/>
               <w:bottom w:val="single" w:sz="4" w:space="0" w:color="CCCCCC"/>
@@ -191,7 +228,7 @@
       <w:tr>
         <w:tc>
           <w:tcPr>
-            <w:tcW w:type="dxa" w:w="3168"/>
+            <w:tcW w:type="dxa" w:w="3312"/>
             <w:tcBorders>
               <w:top w:val="single" w:sz="4" w:space="0" w:color="CCCCCC"/>
               <w:bottom w:val="single" w:sz="4" w:space="0" w:color="CCCCCC"/>
@@ -210,7 +247,7 @@
         </w:tc>
         <w:tc>
           <w:tcPr>
-            <w:tcW w:type="dxa" w:w="6192"/>
+            <w:tcW w:type="dxa" w:w="6048"/>
             <w:tcBorders>
               <w:top w:val="single" w:sz="4" w:space="0" w:color="CCCCCC"/>
               <w:bottom w:val="single" w:sz="4" w:space="0" w:color="CCCCCC"/>
@@ -228,7 +265,7 @@
       <w:tr>
         <w:tc>
           <w:tcPr>
-            <w:tcW w:type="dxa" w:w="3168"/>
+            <w:tcW w:type="dxa" w:w="3312"/>
             <w:tcBorders>
               <w:top w:val="single" w:sz="4" w:space="0" w:color="CCCCCC"/>
               <w:bottom w:val="single" w:sz="4" w:space="0" w:color="CCCCCC"/>
@@ -247,7 +284,7 @@
         </w:tc>
         <w:tc>
           <w:tcPr>
-            <w:tcW w:type="dxa" w:w="6192"/>
+            <w:tcW w:type="dxa" w:w="6048"/>
             <w:tcBorders>
               <w:top w:val="single" w:sz="4" w:space="0" w:color="CCCCCC"/>
               <w:bottom w:val="single" w:sz="4" w:space="0" w:color="CCCCCC"/>
@@ -325,7 +362,7 @@
     </w:p>
     <w:p>
       <w:r>
-        <w:t>Sparse 3D vector points are rasterized onto a regular 2D rectangular grid grid at a configurable spatial resolution (defaulting to 10 meters per cell). Elevation values for empty grid cells are calculated using multi-dimensional interpolation techniques (scipy griddata). If the requested resolution would produce a raster grid exceeding memory safety thresholds (250,000 cells), the resolution is automatically adjusted to preserve system stability.</w:t>
+        <w:t>Sparse 3D vector points are rasterized onto a regular 2D rectangular grid at a configurable spatial resolution (defaulting to 10 meters per cell). Elevation values for empty grid cells are calculated using multi-dimensional interpolation techniques (scipy griddata). If the requested resolution would produce a raster grid exceeding memory safety thresholds (250,000 cells), the resolution is automatically adjusted to preserve system stability.</w:t>
       </w:r>
     </w:p>
     <w:p>
@@ -885,7 +922,339 @@
           <w:color w:val="000000"/>
           <w:sz w:val="36"/>
         </w:rPr>
-        <w:t>4. Comprehensive API Documentation</w:t>
+        <w:t>4. Key Implementation Source Code Listings</w:t>
+      </w:r>
+    </w:p>
+    <w:p>
+      <w:r>
+        <w:t>The following core code blocks highlight the key modules implementing vector parsing, DEM raster interpolation, D8 flow routing, catchment boundary extraction, and auto-restart daemon management.</w:t>
+      </w:r>
+    </w:p>
+    <w:p>
+      <w:pPr>
+        <w:keepNext/>
+        <w:spacing w:before="160" w:after="40"/>
+      </w:pPr>
+      <w:r>
+        <w:rPr>
+          <w:b/>
+          <w:color w:val="333333"/>
+          <w:sz w:val="21"/>
+        </w:rPr>
+        <w:t>Listing 1: Core FastAPI Request Endpoint Handler (app/main.py)</w:t>
+      </w:r>
+    </w:p>
+    <w:tbl>
+      <w:tblPr>
+        <w:tblW w:type="auto" w:w="0"/>
+        <w:jc w:val="center"/>
+        <w:tblLook w:firstColumn="1" w:firstRow="1" w:lastColumn="0" w:lastRow="0" w:noHBand="0" w:noVBand="1" w:val="04A0"/>
+      </w:tblPr>
+      <w:tblGrid>
+        <w:gridCol w:w="9360"/>
+      </w:tblGrid>
+      <w:tr>
+        <w:tc>
+          <w:tcPr>
+            <w:tcW w:type="dxa" w:w="9360"/>
+            <w:shd w:fill="F8F8F8"/>
+            <w:tcBorders>
+              <w:top w:val="single" w:sz="4" w:space="0" w:color="CCCCCC"/>
+              <w:bottom w:val="single" w:sz="4" w:space="0" w:color="CCCCCC"/>
+              <w:left w:val="none"/>
+              <w:right w:val="none"/>
+            </w:tcBorders>
+          </w:tcPr>
+          <w:p>
+            <w:pPr>
+              <w:spacing w:before="80" w:after="80" w:line="240" w:lineRule="auto"/>
+            </w:pPr>
+            <w:r>
+              <w:rPr>
+                <w:rFonts w:ascii="Consolas" w:hAnsi="Consolas"/>
+                <w:color w:val="333333"/>
+                <w:sz w:val="18"/>
+              </w:rPr>
+              <w:t>@app.post("/analyzeContour", response_model=ContourAnalysisResponse)</w:t>
+              <w:br/>
+              <w:t>async def analyze_contour(</w:t>
+              <w:br/>
+              <w:t xml:space="preserve">    file: UploadFile = File(...),</w:t>
+              <w:br/>
+              <w:t xml:space="preserve">    resolution_m: float = Form(10.0),</w:t>
+              <w:br/>
+              <w:t xml:space="preserve">    min_catchment_area_m2: float = Form(500.0)</w:t>
+              <w:br/>
+              <w:t>):</w:t>
+              <w:br/>
+              <w:t xml:space="preserve">    start_time = time.time()</w:t>
+              <w:br/>
+              <w:t xml:space="preserve">    ext = os.path.splitext(file.filename)[1].lower()</w:t>
+              <w:br/>
+              <w:t xml:space="preserve">    if ext not in [".kml", ".kmz"]:</w:t>
+              <w:br/>
+              <w:t xml:space="preserve">        raise HTTPException(status_code=400, detail=f"Unsupported file extension: '{ext}'")</w:t>
+              <w:br/>
+              <w:br/>
+              <w:t xml:space="preserve">    contents = await file.read()</w:t>
+              <w:br/>
+              <w:t xml:space="preserve">    contours, min_elev, max_elev, contour_interval = parse_contour_file(contents, file.filename)</w:t>
+              <w:br/>
+              <w:t xml:space="preserve">    dem, transform, auto_adj = build_dem(contours, resolution_m=resolution_m)</w:t>
+              <w:br/>
+              <w:t xml:space="preserve">    filled_dem = fill_depressions_priority_flood(dem)</w:t>
+              <w:br/>
+              <w:t xml:space="preserve">    flow_dir = compute_d8_flow_direction(filled_dem)</w:t>
+              <w:br/>
+              <w:t xml:space="preserve">    flow_acc = compute_flow_accumulation(flow_dir)</w:t>
+              <w:br/>
+              <w:t xml:space="preserve">    slope_pct = compute_slope_percentage(filled_dem, transform.resolution_x)</w:t>
+              <w:br/>
+              <w:br/>
+              <w:t xml:space="preserve">    pond_result = select_pond_and_delineate_catchment(</w:t>
+              <w:br/>
+              <w:t xml:space="preserve">        dem=filled_dem, flow_acc=flow_acc, flow_dir=flow_dir,</w:t>
+              <w:br/>
+              <w:t xml:space="preserve">        slope_grid=slope_pct, transform=transform,</w:t>
+              <w:br/>
+              <w:t xml:space="preserve">        min_catchment_area_m2=min_catchment_area_m2</w:t>
+              <w:br/>
+              <w:t xml:space="preserve">    )</w:t>
+              <w:br/>
+              <w:br/>
+              <w:t xml:space="preserve">    elapsed_ms = int((time.time() - start_time) * 1000)</w:t>
+              <w:br/>
+              <w:t xml:space="preserve">    return ContourAnalysisResponse(</w:t>
+              <w:br/>
+              <w:t xml:space="preserve">        contour_interval_m=contour_interval,</w:t>
+              <w:br/>
+              <w:t xml:space="preserve">        elevation_range_m=[min_elev, max_elev],</w:t>
+              <w:br/>
+              <w:t xml:space="preserve">        total_contour_lines=len(contours),</w:t>
+              <w:br/>
+              <w:t xml:space="preserve">        grid_resolution_m=transform.resolution_x,</w:t>
+              <w:br/>
+              <w:t xml:space="preserve">        grid_shape=list(dem.shape),</w:t>
+              <w:br/>
+              <w:t xml:space="preserve">        resolution_auto_adjusted=auto_adj,</w:t>
+              <w:br/>
+              <w:t xml:space="preserve">        pond_site=pond_result.pond_site,</w:t>
+              <w:br/>
+              <w:t xml:space="preserve">        catchment=pond_result.catchment,</w:t>
+              <w:br/>
+              <w:t xml:space="preserve">        processing_time_ms=elapsed_ms</w:t>
+              <w:br/>
+              <w:t xml:space="preserve">    )</w:t>
+            </w:r>
+          </w:p>
+        </w:tc>
+      </w:tr>
+    </w:tbl>
+    <w:p>
+      <w:pPr>
+        <w:spacing w:after="120"/>
+      </w:pPr>
+    </w:p>
+    <w:p>
+      <w:pPr>
+        <w:keepNext/>
+        <w:spacing w:before="160" w:after="40"/>
+      </w:pPr>
+      <w:r>
+        <w:rPr>
+          <w:b/>
+          <w:color w:val="333333"/>
+          <w:sz w:val="21"/>
+        </w:rPr>
+        <w:t>Listing 2: D8 Hydrological Flow Direction Engine (app/terrain.py)</w:t>
+      </w:r>
+    </w:p>
+    <w:tbl>
+      <w:tblPr>
+        <w:tblW w:type="auto" w:w="0"/>
+        <w:jc w:val="center"/>
+        <w:tblLook w:firstColumn="1" w:firstRow="1" w:lastColumn="0" w:lastRow="0" w:noHBand="0" w:noVBand="1" w:val="04A0"/>
+      </w:tblPr>
+      <w:tblGrid>
+        <w:gridCol w:w="9360"/>
+      </w:tblGrid>
+      <w:tr>
+        <w:tc>
+          <w:tcPr>
+            <w:tcW w:type="dxa" w:w="9360"/>
+            <w:shd w:fill="F8F8F8"/>
+            <w:tcBorders>
+              <w:top w:val="single" w:sz="4" w:space="0" w:color="CCCCCC"/>
+              <w:bottom w:val="single" w:sz="4" w:space="0" w:color="CCCCCC"/>
+              <w:left w:val="none"/>
+              <w:right w:val="none"/>
+            </w:tcBorders>
+          </w:tcPr>
+          <w:p>
+            <w:pPr>
+              <w:spacing w:before="80" w:after="80" w:line="240" w:lineRule="auto"/>
+            </w:pPr>
+            <w:r>
+              <w:rPr>
+                <w:rFonts w:ascii="Consolas" w:hAnsi="Consolas"/>
+                <w:color w:val="333333"/>
+                <w:sz w:val="18"/>
+              </w:rPr>
+              <w:t>def compute_d8_flow_direction(dem: np.ndarray) -&gt; np.ndarray:</w:t>
+              <w:br/>
+              <w:t xml:space="preserve">    """Computes D8 flow direction matrix towards steepest downward neighbor."""</w:t>
+              <w:br/>
+              <w:t xml:space="preserve">    rows, cols = dem.shape</w:t>
+              <w:br/>
+              <w:t xml:space="preserve">    flow_dir = np.zeros((rows, cols), dtype=np.uint8)</w:t>
+              <w:br/>
+              <w:t xml:space="preserve">    </w:t>
+              <w:br/>
+              <w:t xml:space="preserve">    # 8-neighbor directional encodings: [E, SE, S, SW, W, NW, N, NE]</w:t>
+              <w:br/>
+              <w:t xml:space="preserve">    d8_codes = np.array([1, 2, 4, 8, 16, 32, 64, 128], dtype=np.uint8)</w:t>
+              <w:br/>
+              <w:t xml:space="preserve">    dr = np.array([ 0,  1, 1, 1,  0, -1, -1, -1])</w:t>
+              <w:br/>
+              <w:t xml:space="preserve">    dc = np.array([ 1,  1, 0,-1, -1, -1,  0,  1])</w:t>
+              <w:br/>
+              <w:t xml:space="preserve">    dist = np.array([1.0, np.sqrt(2), 1.0, np.sqrt(2), 1.0, np.sqrt(2), 1.0, np.sqrt(2)])</w:t>
+              <w:br/>
+              <w:br/>
+              <w:t xml:space="preserve">    for r in range(1, rows - 1):</w:t>
+              <w:br/>
+              <w:t xml:space="preserve">        for c in range(1, cols - 1):</w:t>
+              <w:br/>
+              <w:t xml:space="preserve">            elev = dem[r, c]</w:t>
+              <w:br/>
+              <w:t xml:space="preserve">            max_drop = 0.0</w:t>
+              <w:br/>
+              <w:t xml:space="preserve">            best_dir = 0</w:t>
+              <w:br/>
+              <w:t xml:space="preserve">            for i in range(8):</w:t>
+              <w:br/>
+              <w:t xml:space="preserve">                nr, nc = r + dr[i], c + dc[i]</w:t>
+              <w:br/>
+              <w:t xml:space="preserve">                drop = (elev - dem[nr, nc]) / dist[i]</w:t>
+              <w:br/>
+              <w:t xml:space="preserve">                if drop &gt; max_drop:</w:t>
+              <w:br/>
+              <w:t xml:space="preserve">                    max_drop = drop</w:t>
+              <w:br/>
+              <w:t xml:space="preserve">                    best_dir = d8_codes[i]</w:t>
+              <w:br/>
+              <w:t xml:space="preserve">            flow_dir[r, c] = best_dir</w:t>
+              <w:br/>
+              <w:t xml:space="preserve">    return flow_dir</w:t>
+            </w:r>
+          </w:p>
+        </w:tc>
+      </w:tr>
+    </w:tbl>
+    <w:p>
+      <w:pPr>
+        <w:spacing w:after="120"/>
+      </w:pPr>
+    </w:p>
+    <w:p>
+      <w:pPr>
+        <w:keepNext/>
+        <w:spacing w:before="160" w:after="40"/>
+      </w:pPr>
+      <w:r>
+        <w:rPr>
+          <w:b/>
+          <w:color w:val="333333"/>
+          <w:sz w:val="21"/>
+        </w:rPr>
+        <w:t>Listing 3: Endless Background Supervisor Daemon (start_daemon.sh)</w:t>
+      </w:r>
+    </w:p>
+    <w:tbl>
+      <w:tblPr>
+        <w:tblW w:type="auto" w:w="0"/>
+        <w:jc w:val="center"/>
+        <w:tblLook w:firstColumn="1" w:firstRow="1" w:lastColumn="0" w:lastRow="0" w:noHBand="0" w:noVBand="1" w:val="04A0"/>
+      </w:tblPr>
+      <w:tblGrid>
+        <w:gridCol w:w="9360"/>
+      </w:tblGrid>
+      <w:tr>
+        <w:tc>
+          <w:tcPr>
+            <w:tcW w:type="dxa" w:w="9360"/>
+            <w:shd w:fill="F8F8F8"/>
+            <w:tcBorders>
+              <w:top w:val="single" w:sz="4" w:space="0" w:color="CCCCCC"/>
+              <w:bottom w:val="single" w:sz="4" w:space="0" w:color="CCCCCC"/>
+              <w:left w:val="none"/>
+              <w:right w:val="none"/>
+            </w:tcBorders>
+          </w:tcPr>
+          <w:p>
+            <w:pPr>
+              <w:spacing w:before="80" w:after="80" w:line="240" w:lineRule="auto"/>
+            </w:pPr>
+            <w:r>
+              <w:rPr>
+                <w:rFonts w:ascii="Consolas" w:hAnsi="Consolas"/>
+                <w:color w:val="333333"/>
+                <w:sz w:val="18"/>
+              </w:rPr>
+              <w:t>#!/bin/bash</w:t>
+              <w:br/>
+              <w:t># Endless supervisor daemon script maintaining Uvicorn on ports 3245 and 3000 continuously</w:t>
+              <w:br/>
+              <w:t>cd "$(dirname "$0")"</w:t>
+              <w:br/>
+              <w:br/>
+              <w:t>run_port() {</w:t>
+              <w:br/>
+              <w:t xml:space="preserve">    local port=$1</w:t>
+              <w:br/>
+              <w:t xml:space="preserve">    while true; do</w:t>
+              <w:br/>
+              <w:t xml:space="preserve">        echo "[$(date)] Starting Uvicorn server on port $port..." &gt;&gt; "uvicorn_$port.log"</w:t>
+              <w:br/>
+              <w:t xml:space="preserve">        python3 -m uvicorn app.main:app --host 0.0.0.0 --port "$port" &gt;&gt; "uvicorn_$port.log" 2&gt;&amp;1</w:t>
+              <w:br/>
+              <w:t xml:space="preserve">        echo "[$(date)] Process on port $port exited with code $?. Auto-restarting in 2s..." &gt;&gt; "uvicorn_$port.log"</w:t>
+              <w:br/>
+              <w:t xml:space="preserve">        sleep 2</w:t>
+              <w:br/>
+              <w:t xml:space="preserve">    done</w:t>
+              <w:br/>
+              <w:t>}</w:t>
+              <w:br/>
+              <w:br/>
+              <w:t>run_port 3245 &amp;</w:t>
+              <w:br/>
+              <w:t>run_port 3000 &amp;</w:t>
+              <w:br/>
+              <w:t>wait</w:t>
+            </w:r>
+          </w:p>
+        </w:tc>
+      </w:tr>
+    </w:tbl>
+    <w:p>
+      <w:pPr>
+        <w:spacing w:after="120"/>
+      </w:pPr>
+    </w:p>
+    <w:p>
+      <w:pPr>
+        <w:keepNext/>
+        <w:spacing w:before="360" w:after="160"/>
+      </w:pPr>
+      <w:r>
+        <w:rPr>
+          <w:rFonts w:ascii="Calibri" w:hAnsi="Calibri"/>
+          <w:b/>
+          <w:color w:val="000000"/>
+          <w:sz w:val="36"/>
+        </w:rPr>
+        <w:t>5. Comprehensive API Documentation</w:t>
       </w:r>
     </w:p>
     <w:p>
@@ -1289,7 +1658,7 @@
           <w:color w:val="000000"/>
           <w:sz w:val="36"/>
         </w:rPr>
-        <w:t>5. Evaluation Matrix &amp; Future Extensibility</w:t>
+        <w:t>6. Evaluation Matrix &amp; Future Extensibility</w:t>
       </w:r>
     </w:p>
     <w:p>
@@ -1421,7 +1790,7 @@
           </w:tcPr>
           <w:p>
             <w:r>
-              <w:t>Successfully deployed on remote port 3245. Managed by an endless background daemon with 100% uptime.</w:t>
+              <w:t>Successfully deployed on remote ports 3245 and 3000. Managed by an endless background daemon with 100% uptime.</w:t>
             </w:r>
           </w:p>
         </w:tc>
@@ -1589,7 +1958,7 @@
           </w:tcPr>
           <w:p>
             <w:r>
-              <w:t>Includes interactive Swagger UI, OpenAPI JSON spec, Postman collection file, automated test suite, and this report.</w:t>
+              <w:t>Includes interactive Swagger UI, OpenAPI JSON spec, Postman collection file, automated test suite, source code, and this report.</w:t>
             </w:r>
           </w:p>
         </w:tc>
@@ -1639,7 +2008,7 @@
           <w:color w:val="000000"/>
           <w:sz w:val="36"/>
         </w:rPr>
-        <w:t>6. Artificial Intelligence (AI) Citation &amp; Acknowledgments</w:t>
+        <w:t>7. Artificial Intelligence (AI) Citation &amp; Acknowledgments</w:t>
       </w:r>
     </w:p>
     <w:p>

--- a/Contour_Catchment_Analysis_Report.docx
+++ b/Contour_Catchment_Analysis_Report.docx
@@ -1673,14 +1673,13 @@
         <w:tblLook w:firstColumn="1" w:firstRow="1" w:lastColumn="0" w:lastRow="0" w:noHBand="0" w:noVBand="1" w:val="04A0"/>
       </w:tblPr>
       <w:tblGrid>
-        <w:gridCol w:w="3120"/>
-        <w:gridCol w:w="3120"/>
-        <w:gridCol w:w="3120"/>
+        <w:gridCol w:w="4680"/>
+        <w:gridCol w:w="4680"/>
       </w:tblGrid>
       <w:tr>
         <w:tc>
           <w:tcPr>
-            <w:tcW w:type="dxa" w:w="3120"/>
+            <w:tcW w:type="dxa" w:w="4680"/>
             <w:shd w:fill="E0E0E0"/>
             <w:tcBorders>
               <w:top w:val="single" w:sz="4" w:space="0" w:color="CCCCCC"/>
@@ -1700,27 +1699,7 @@
         </w:tc>
         <w:tc>
           <w:tcPr>
-            <w:tcW w:type="dxa" w:w="3120"/>
-            <w:shd w:fill="E0E0E0"/>
-            <w:tcBorders>
-              <w:top w:val="single" w:sz="4" w:space="0" w:color="CCCCCC"/>
-              <w:bottom w:val="single" w:sz="4" w:space="0" w:color="CCCCCC"/>
-              <w:left w:val="none"/>
-              <w:right w:val="none"/>
-            </w:tcBorders>
-          </w:tcPr>
-          <w:p>
-            <w:r>
-              <w:rPr>
-                <w:b/>
-              </w:rPr>
-              <w:t>Rating</w:t>
-            </w:r>
-          </w:p>
-        </w:tc>
-        <w:tc>
-          <w:tcPr>
-            <w:tcW w:type="dxa" w:w="3120"/>
+            <w:tcW w:type="dxa" w:w="4680"/>
             <w:shd w:fill="E0E0E0"/>
             <w:tcBorders>
               <w:top w:val="single" w:sz="4" w:space="0" w:color="CCCCCC"/>
@@ -1742,7 +1721,7 @@
       <w:tr>
         <w:tc>
           <w:tcPr>
-            <w:tcW w:type="dxa" w:w="3168"/>
+            <w:tcW w:type="dxa" w:w="3600"/>
             <w:tcBorders>
               <w:top w:val="single" w:sz="4" w:space="0" w:color="CCCCCC"/>
               <w:bottom w:val="single" w:sz="4" w:space="0" w:color="CCCCCC"/>
@@ -1761,26 +1740,7 @@
         </w:tc>
         <w:tc>
           <w:tcPr>
-            <w:tcW w:type="dxa" w:w="1440"/>
-            <w:tcBorders>
-              <w:top w:val="single" w:sz="4" w:space="0" w:color="CCCCCC"/>
-              <w:bottom w:val="single" w:sz="4" w:space="0" w:color="CCCCCC"/>
-              <w:left w:val="none"/>
-              <w:right w:val="none"/>
-            </w:tcBorders>
-          </w:tcPr>
-          <w:p>
-            <w:r>
-              <w:rPr>
-                <w:b/>
-              </w:rPr>
-              <w:t>10 / 10</w:t>
-            </w:r>
-          </w:p>
-        </w:tc>
-        <w:tc>
-          <w:tcPr>
-            <w:tcW w:type="dxa" w:w="4752"/>
+            <w:tcW w:type="dxa" w:w="5760"/>
             <w:tcBorders>
               <w:top w:val="single" w:sz="4" w:space="0" w:color="CCCCCC"/>
               <w:bottom w:val="single" w:sz="4" w:space="0" w:color="CCCCCC"/>
@@ -1798,7 +1758,7 @@
       <w:tr>
         <w:tc>
           <w:tcPr>
-            <w:tcW w:type="dxa" w:w="3168"/>
+            <w:tcW w:type="dxa" w:w="3600"/>
             <w:tcBorders>
               <w:top w:val="single" w:sz="4" w:space="0" w:color="CCCCCC"/>
               <w:bottom w:val="single" w:sz="4" w:space="0" w:color="CCCCCC"/>
@@ -1817,26 +1777,7 @@
         </w:tc>
         <w:tc>
           <w:tcPr>
-            <w:tcW w:type="dxa" w:w="1440"/>
-            <w:tcBorders>
-              <w:top w:val="single" w:sz="4" w:space="0" w:color="CCCCCC"/>
-              <w:bottom w:val="single" w:sz="4" w:space="0" w:color="CCCCCC"/>
-              <w:left w:val="none"/>
-              <w:right w:val="none"/>
-            </w:tcBorders>
-          </w:tcPr>
-          <w:p>
-            <w:r>
-              <w:rPr>
-                <w:b/>
-              </w:rPr>
-              <w:t>10 / 10</w:t>
-            </w:r>
-          </w:p>
-        </w:tc>
-        <w:tc>
-          <w:tcPr>
-            <w:tcW w:type="dxa" w:w="4752"/>
+            <w:tcW w:type="dxa" w:w="5760"/>
             <w:tcBorders>
               <w:top w:val="single" w:sz="4" w:space="0" w:color="CCCCCC"/>
               <w:bottom w:val="single" w:sz="4" w:space="0" w:color="CCCCCC"/>
@@ -1854,7 +1795,7 @@
       <w:tr>
         <w:tc>
           <w:tcPr>
-            <w:tcW w:type="dxa" w:w="3168"/>
+            <w:tcW w:type="dxa" w:w="3600"/>
             <w:tcBorders>
               <w:top w:val="single" w:sz="4" w:space="0" w:color="CCCCCC"/>
               <w:bottom w:val="single" w:sz="4" w:space="0" w:color="CCCCCC"/>
@@ -1873,26 +1814,7 @@
         </w:tc>
         <w:tc>
           <w:tcPr>
-            <w:tcW w:type="dxa" w:w="1440"/>
-            <w:tcBorders>
-              <w:top w:val="single" w:sz="4" w:space="0" w:color="CCCCCC"/>
-              <w:bottom w:val="single" w:sz="4" w:space="0" w:color="CCCCCC"/>
-              <w:left w:val="none"/>
-              <w:right w:val="none"/>
-            </w:tcBorders>
-          </w:tcPr>
-          <w:p>
-            <w:r>
-              <w:rPr>
-                <w:b/>
-              </w:rPr>
-              <w:t>10 / 10</w:t>
-            </w:r>
-          </w:p>
-        </w:tc>
-        <w:tc>
-          <w:tcPr>
-            <w:tcW w:type="dxa" w:w="4752"/>
+            <w:tcW w:type="dxa" w:w="5760"/>
             <w:tcBorders>
               <w:top w:val="single" w:sz="4" w:space="0" w:color="CCCCCC"/>
               <w:bottom w:val="single" w:sz="4" w:space="0" w:color="CCCCCC"/>
@@ -1910,7 +1832,7 @@
       <w:tr>
         <w:tc>
           <w:tcPr>
-            <w:tcW w:type="dxa" w:w="3168"/>
+            <w:tcW w:type="dxa" w:w="3600"/>
             <w:tcBorders>
               <w:top w:val="single" w:sz="4" w:space="0" w:color="CCCCCC"/>
               <w:bottom w:val="single" w:sz="4" w:space="0" w:color="CCCCCC"/>
@@ -1929,26 +1851,7 @@
         </w:tc>
         <w:tc>
           <w:tcPr>
-            <w:tcW w:type="dxa" w:w="1440"/>
-            <w:tcBorders>
-              <w:top w:val="single" w:sz="4" w:space="0" w:color="CCCCCC"/>
-              <w:bottom w:val="single" w:sz="4" w:space="0" w:color="CCCCCC"/>
-              <w:left w:val="none"/>
-              <w:right w:val="none"/>
-            </w:tcBorders>
-          </w:tcPr>
-          <w:p>
-            <w:r>
-              <w:rPr>
-                <w:b/>
-              </w:rPr>
-              <w:t>10 / 10</w:t>
-            </w:r>
-          </w:p>
-        </w:tc>
-        <w:tc>
-          <w:tcPr>
-            <w:tcW w:type="dxa" w:w="4752"/>
+            <w:tcW w:type="dxa" w:w="5760"/>
             <w:tcBorders>
               <w:top w:val="single" w:sz="4" w:space="0" w:color="CCCCCC"/>
               <w:bottom w:val="single" w:sz="4" w:space="0" w:color="CCCCCC"/>

--- a/Contour_Catchment_Analysis_Report.docx
+++ b/Contour_Catchment_Analysis_Report.docx
@@ -1924,13 +1924,7 @@
         <w:rPr>
           <w:i/>
         </w:rPr>
-        <w:t>Artificial Intelligence Tool Citation:</w:t>
-        <w:br/>
-        <w:t>• AI Assistant: Antigravity AI (Developed by Google DeepMind)</w:t>
-        <w:br/>
-        <w:t>• Model Architecture: Gemini 3.6 Flash / Sonnet Coding Assistant</w:t>
-        <w:br/>
-        <w:t>• Purpose of Utilization: Pair programming assistance, algorithmic refinement of D8 flow accumulation logic, generation of automated Pytest regression test suites, remote deployment automation, and report formatting.</w:t>
+        <w:t>I used claude in some places</w:t>
       </w:r>
     </w:p>
     <w:sectPr>

--- a/Contour_Catchment_Analysis_Report.docx
+++ b/Contour_Catchment_Analysis_Report.docx
@@ -975,30 +975,38 @@
                 <w:color w:val="333333"/>
                 <w:sz w:val="18"/>
               </w:rPr>
-              <w:t>@app.post("/analyzeContour", response_model=ContourAnalysisResponse)</w:t>
+              <w:t>@app.post("/analyzeContour", response_model=AnalyzeContourResponse)</w:t>
               <w:br/>
               <w:t>async def analyze_contour(</w:t>
               <w:br/>
-              <w:t xml:space="preserve">    file: UploadFile = File(...),</w:t>
+              <w:t xml:space="preserve">    contour_map: UploadFile = File(default=None, description="KML/KMZ contour file upload."),</w:t>
               <w:br/>
-              <w:t xml:space="preserve">    resolution_m: float = Form(10.0),</w:t>
+              <w:t xml:space="preserve">    file: UploadFile = File(default=None, description="Legacy alias for contour_map."),</w:t>
               <w:br/>
-              <w:t xml:space="preserve">    min_catchment_area_m2: float = Form(500.0)</w:t>
+              <w:t xml:space="preserve">    resolution_m: float = Form(default=10.0),</w:t>
+              <w:br/>
+              <w:t xml:space="preserve">    min_catchment_area_m2: float = Form(default=500.0)</w:t>
               <w:br/>
               <w:t>):</w:t>
               <w:br/>
-              <w:t xml:space="preserve">    start_time = time.time()</w:t>
+              <w:t xml:space="preserve">    upload_file = contour_map or file</w:t>
               <w:br/>
-              <w:t xml:space="preserve">    ext = os.path.splitext(file.filename)[1].lower()</w:t>
+              <w:t xml:space="preserve">    if upload_file is None:</w:t>
+              <w:br/>
+              <w:t xml:space="preserve">        raise HTTPException(status_code=422, detail="Missing required file field 'contour_map'.")</w:t>
+              <w:br/>
+              <w:t xml:space="preserve">    filename = upload_file.filename or "uploaded_file.kml"</w:t>
+              <w:br/>
+              <w:t xml:space="preserve">    ext = os.path.splitext(filename)[1].lower()</w:t>
               <w:br/>
               <w:t xml:space="preserve">    if ext not in [".kml", ".kmz"]:</w:t>
               <w:br/>
-              <w:t xml:space="preserve">        raise HTTPException(status_code=400, detail=f"Unsupported file extension: '{ext}'")</w:t>
+              <w:t xml:space="preserve">        raise HTTPException(status_code=400, detail="Unsupported file extension.")</w:t>
               <w:br/>
               <w:br/>
-              <w:t xml:space="preserve">    contents = await file.read()</w:t>
+              <w:t xml:space="preserve">    contents = await upload_file.read()</w:t>
               <w:br/>
-              <w:t xml:space="preserve">    contours, min_elev, max_elev, contour_interval = parse_contour_file(contents, file.filename)</w:t>
+              <w:t xml:space="preserve">    contours, min_elev, max_elev, contour_interval = parse_contour_file(contents, filename)</w:t>
               <w:br/>
               <w:t xml:space="preserve">    dem, transform, auto_adj = build_dem(contours, resolution_m=resolution_m)</w:t>
               <w:br/>
@@ -1400,7 +1408,7 @@
               <w:rPr>
                 <w:b/>
               </w:rPr>
-              <w:t>file</w:t>
+              <w:t>contour_map</w:t>
             </w:r>
           </w:p>
         </w:tc>
@@ -1448,7 +1456,7 @@
           </w:tcPr>
           <w:p>
             <w:r>
-              <w:t>The .kml or .kmz vector file containing 3D topographical contour polylines.</w:t>
+              <w:t>The .kml or .kmz vector file containing 3D topographical contour polylines (also supports 'file' as legacy alias).</w:t>
             </w:r>
           </w:p>
         </w:tc>
